--- a/fuentes/123101_CF12_DU.docx
+++ b/fuentes/123101_CF12_DU.docx
@@ -1342,7 +1342,7 @@
                 <w:noProof/>
                 <w:webHidden/>
               </w:rPr>
-              <w:t>26</w:t>
+              <w:t>27</w:t>
             </w:r>
             <w:r>
               <w:rPr>
@@ -2501,6 +2501,13 @@
     <w:p>
       <w:pPr>
         <w:rPr>
+          <w:lang w:val="es-419" w:eastAsia="es-CO"/>
+        </w:rPr>
+      </w:pPr>
+    </w:p>
+    <w:p>
+      <w:pPr>
+        <w:rPr>
           <w:b/>
           <w:bCs/>
           <w:lang w:eastAsia="es-CO"/>
@@ -2512,6 +2519,7 @@
           <w:bCs/>
           <w:lang w:eastAsia="es-CO"/>
         </w:rPr>
+        <w:lastRenderedPageBreak/>
         <w:t>Características:</w:t>
       </w:r>
     </w:p>
@@ -2530,7 +2538,6 @@
         <w:rPr>
           <w:lang w:val="es-419" w:eastAsia="es-CO"/>
         </w:rPr>
-        <w:lastRenderedPageBreak/>
         <w:t>Son documentos informativos.</w:t>
       </w:r>
     </w:p>
@@ -3069,6 +3076,41 @@
     </w:p>
     <w:p>
       <w:pPr>
+        <w:rPr>
+          <w:lang w:val="es-419" w:eastAsia="es-CO"/>
+        </w:rPr>
+      </w:pPr>
+    </w:p>
+    <w:p>
+      <w:pPr>
+        <w:rPr>
+          <w:lang w:val="es-419" w:eastAsia="es-CO"/>
+        </w:rPr>
+      </w:pPr>
+    </w:p>
+    <w:p>
+      <w:pPr>
+        <w:rPr>
+          <w:lang w:val="es-419" w:eastAsia="es-CO"/>
+        </w:rPr>
+      </w:pPr>
+    </w:p>
+    <w:p>
+      <w:pPr>
+        <w:rPr>
+          <w:lang w:val="es-419" w:eastAsia="es-CO"/>
+        </w:rPr>
+      </w:pPr>
+    </w:p>
+    <w:p>
+      <w:pPr>
+        <w:rPr>
+          <w:lang w:val="es-419" w:eastAsia="es-CO"/>
+        </w:rPr>
+      </w:pPr>
+    </w:p>
+    <w:p>
+      <w:pPr>
         <w:pStyle w:val="Figura"/>
         <w:rPr>
           <w:lang w:val="es-419"/>
@@ -3078,6 +3120,7 @@
         <w:rPr>
           <w:lang w:val="es-419"/>
         </w:rPr>
+        <w:lastRenderedPageBreak/>
         <w:t>Ciclo del servicio</w:t>
       </w:r>
     </w:p>
@@ -3093,7 +3136,6 @@
           <w:noProof/>
           <w:lang w:val="es-419" w:eastAsia="es-CO"/>
         </w:rPr>
-        <w:lastRenderedPageBreak/>
         <w:drawing>
           <wp:inline distT="0" distB="0" distL="0" distR="0" wp14:anchorId="4349D4B1" wp14:editId="53F03507">
             <wp:extent cx="6067425" cy="2774515"/>
@@ -3175,11 +3217,20 @@
         <w:t>A continuación, se presenta, como ejemplo, el ciclo del servicio de un restaurante.</w:t>
       </w:r>
     </w:p>
+    <w:p/>
+    <w:p/>
+    <w:p/>
+    <w:p/>
+    <w:p/>
+    <w:p/>
+    <w:p/>
+    <w:p/>
     <w:p>
       <w:pPr>
         <w:pStyle w:val="Figura"/>
       </w:pPr>
       <w:r>
+        <w:lastRenderedPageBreak/>
         <w:t>Atención al cliente: ciclo del servicio</w:t>
       </w:r>
     </w:p>
@@ -3195,11 +3246,10 @@
           <w:noProof/>
           <w:lang w:eastAsia="es-CO"/>
         </w:rPr>
-        <w:lastRenderedPageBreak/>
         <w:drawing>
-          <wp:inline distT="0" distB="0" distL="0" distR="0" wp14:anchorId="189430D9" wp14:editId="78D06AB5">
-            <wp:extent cx="6143625" cy="4194082"/>
-            <wp:effectExtent l="0" t="0" r="0" b="0"/>
+          <wp:inline distT="0" distB="0" distL="0" distR="0" wp14:anchorId="189430D9" wp14:editId="7A58014D">
+            <wp:extent cx="5692628" cy="3886200"/>
+            <wp:effectExtent l="0" t="0" r="3810" b="0"/>
             <wp:docPr id="1973214718" name="Imagen 7" descr="Diagrama circular sobre el ciclo del servicio en atención al cliente que incluye doce etapas: facilidad de estacionamiento, aspecto del establecimiento, recepción, asignación de mesa, atención y espera por la carta, toma de la orden, espera por el servicio, calidad del servicio, atención durante el servicio, espera por la cuenta, pago de la cuenta y despedida."/>
             <wp:cNvGraphicFramePr>
               <a:graphicFrameLocks xmlns:a="http://schemas.openxmlformats.org/drawingml/2006/main" noChangeAspect="1"/>
@@ -3238,7 +3288,7 @@
                   <pic:spPr bwMode="auto">
                     <a:xfrm>
                       <a:off x="0" y="0"/>
-                      <a:ext cx="6150985" cy="4199107"/>
+                      <a:ext cx="5725398" cy="3908571"/>
                     </a:xfrm>
                     <a:prstGeom prst="rect">
                       <a:avLst/>
@@ -3699,11 +3749,14 @@
       </w:pPr>
     </w:p>
     <w:p/>
+    <w:p/>
+    <w:p/>
     <w:p>
       <w:pPr>
         <w:pStyle w:val="Video"/>
       </w:pPr>
       <w:r>
+        <w:lastRenderedPageBreak/>
         <w:t>Triángulo de</w:t>
       </w:r>
       <w:r>
@@ -3721,7 +3774,6 @@
         <w:rPr>
           <w:noProof/>
         </w:rPr>
-        <w:lastRenderedPageBreak/>
         <w:drawing>
           <wp:inline distT="0" distB="0" distL="0" distR="0" wp14:anchorId="69356A70" wp14:editId="227B7753">
             <wp:extent cx="4572000" cy="2569802"/>
@@ -3953,6 +4005,7 @@
         <w:pStyle w:val="Figura"/>
       </w:pPr>
       <w:r>
+        <w:lastRenderedPageBreak/>
         <w:t>Triángulo del servicio</w:t>
       </w:r>
     </w:p>
@@ -3964,7 +4017,6 @@
         <w:rPr>
           <w:noProof/>
         </w:rPr>
-        <w:lastRenderedPageBreak/>
         <w:drawing>
           <wp:inline distT="0" distB="0" distL="0" distR="0" wp14:anchorId="0415FF78" wp14:editId="5358451A">
             <wp:extent cx="6034454" cy="3152775"/>
@@ -4064,7 +4116,14 @@
         <w:rPr>
           <w:lang w:eastAsia="es-CO"/>
         </w:rPr>
-        <w:t>Recordemos que este manual debe ser elaborado de forma didáctica, concisa y comprensible para los colaboradores, que sea una guía detallada de los procedimientos de servicio al cliente. Aunado a ello, debe relacionar su objetivo, alcance y direccionamiento estratégico de la organización, además de la actitud que se espera asuman los colaboradores en el desempeño de sus funciones.</w:t>
+        <w:t xml:space="preserve">Recordemos que este manual debe ser elaborado de forma didáctica, concisa y comprensible para los colaboradores, que sea una guía detallada de los procedimientos de servicio al cliente. Aunado a ello, debe relacionar su objetivo, alcance y </w:t>
+      </w:r>
+      <w:r>
+        <w:rPr>
+          <w:lang w:eastAsia="es-CO"/>
+        </w:rPr>
+        <w:lastRenderedPageBreak/>
+        <w:t>direccionamiento estratégico de la organización, además de la actitud que se espera asuman los colaboradores en el desempeño de sus funciones.</w:t>
       </w:r>
     </w:p>
     <w:p>
@@ -4072,7 +4131,6 @@
         <w:pStyle w:val="Ttulo3"/>
       </w:pPr>
       <w:r>
-        <w:lastRenderedPageBreak/>
         <w:t>Ventajas</w:t>
       </w:r>
     </w:p>
@@ -4290,7 +4348,14 @@
         <w:rPr>
           <w:lang w:val="es-419" w:eastAsia="es-CO"/>
         </w:rPr>
-        <w:t>Aspira a aumentar la satisfacción del cliente a través de la aplicación eficaz del sistema, incluidos los procesos para la mejora del sistema y el aseguramiento de la conformidad con los requisitos del cliente y los legales y reglamentarios aplicables.</w:t>
+        <w:t xml:space="preserve">Aspira a aumentar la satisfacción del cliente a través de la aplicación eficaz del sistema, incluidos los procesos para la mejora del sistema </w:t>
+      </w:r>
+      <w:r>
+        <w:rPr>
+          <w:lang w:val="es-419" w:eastAsia="es-CO"/>
+        </w:rPr>
+        <w:lastRenderedPageBreak/>
+        <w:t>y el aseguramiento de la conformidad con los requisitos del cliente y los legales y reglamentarios aplicables.</w:t>
       </w:r>
     </w:p>
     <w:p>
@@ -4298,7 +4363,6 @@
         <w:pStyle w:val="Ttulo3"/>
       </w:pPr>
       <w:r>
-        <w:lastRenderedPageBreak/>
         <w:t>Ventajas</w:t>
       </w:r>
     </w:p>
@@ -4515,6 +4579,7 @@
         <w:rPr>
           <w:lang w:eastAsia="es-CO"/>
         </w:rPr>
+        <w:lastRenderedPageBreak/>
         <w:t xml:space="preserve">Con el fin de ampliar sus conocimientos sobre la temática, por favor revise el </w:t>
       </w:r>
       <w:r>
@@ -4556,7 +4621,6 @@
         <w:rPr>
           <w:lang w:val="es-CO"/>
         </w:rPr>
-        <w:lastRenderedPageBreak/>
         <w:t>Diferencia entre atención al cliente y servicio al cliente</w:t>
       </w:r>
     </w:p>
@@ -4702,6 +4766,7 @@
           <w:bCs/>
           <w:lang w:val="es-419" w:eastAsia="es-CO"/>
         </w:rPr>
+        <w:lastRenderedPageBreak/>
         <w:t>Clientes activos e inactivos</w:t>
       </w:r>
       <w:r>
@@ -4754,7 +4819,6 @@
           <w:bCs/>
           <w:lang w:eastAsia="es-CO"/>
         </w:rPr>
-        <w:lastRenderedPageBreak/>
         <w:t>Clientes inactivos:</w:t>
       </w:r>
       <w:r>
@@ -5045,6 +5109,7 @@
           <w:bCs/>
           <w:lang w:eastAsia="es-CO"/>
         </w:rPr>
+        <w:lastRenderedPageBreak/>
         <w:t>Satisfechos:</w:t>
       </w:r>
       <w:r>
@@ -5109,7 +5174,6 @@
           <w:bCs/>
           <w:lang w:val="es-419" w:eastAsia="es-CO"/>
         </w:rPr>
-        <w:lastRenderedPageBreak/>
         <w:t>Clientes influyentes</w:t>
       </w:r>
       <w:r>
@@ -5330,7 +5394,14 @@
         <w:rPr>
           <w:lang w:eastAsia="es-CO"/>
         </w:rPr>
-        <w:t> es el grado de influencia que ejercen los clientes a un grupo determinado, se clasifican en altamente influyente, influencia regular e influencia familiar (Thompson, I. 2006).</w:t>
+        <w:t xml:space="preserve"> es el grado de influencia que ejercen los clientes a un grupo determinado, se clasifican en </w:t>
+      </w:r>
+      <w:r>
+        <w:rPr>
+          <w:lang w:eastAsia="es-CO"/>
+        </w:rPr>
+        <w:lastRenderedPageBreak/>
+        <w:t>altamente influyente, influencia regular e influencia familiar (Thompson, I. 2006).</w:t>
       </w:r>
     </w:p>
     <w:p>
@@ -5339,7 +5410,6 @@
       </w:pPr>
       <w:bookmarkStart w:id="6" w:name="_Toc199999644"/>
       <w:r>
-        <w:lastRenderedPageBreak/>
         <w:t>Comunicación: definición, técnicas, tipos, expresión oral y escrita</w:t>
       </w:r>
       <w:bookmarkEnd w:id="6"/>
@@ -5521,6 +5591,7 @@
         <w:rPr>
           <w:lang w:val="es-419" w:eastAsia="es-CO"/>
         </w:rPr>
+        <w:lastRenderedPageBreak/>
         <w:t>Ser respetuoso.</w:t>
       </w:r>
     </w:p>
@@ -5565,7 +5636,6 @@
         <w:pStyle w:val="Ttulo3"/>
       </w:pPr>
       <w:r>
-        <w:lastRenderedPageBreak/>
         <w:t>Tipos de comunicación</w:t>
       </w:r>
     </w:p>
@@ -5732,7 +5802,14 @@
         <w:rPr>
           <w:lang w:eastAsia="es-CO"/>
         </w:rPr>
-        <w:t>De acuerdo con la Cámara de Comercio de Bogotá (2010), en el entorno empresarial los clientes internos deben aplicar normas y reglas de conducta, valores, principios, cultura general y educación con el fin de reflejar la imagen corporativa de la entidad de forma positiva; según el trato ofrecido a los clientes externos se genera una percepción favorable.</w:t>
+        <w:t xml:space="preserve">De acuerdo con la Cámara de Comercio de Bogotá (2010), en el entorno empresarial los clientes internos deben aplicar normas y reglas de conducta, valores, principios, cultura general y educación con el fin de reflejar la imagen corporativa de la </w:t>
+      </w:r>
+      <w:r>
+        <w:rPr>
+          <w:lang w:eastAsia="es-CO"/>
+        </w:rPr>
+        <w:lastRenderedPageBreak/>
+        <w:t>entidad de forma positiva; según el trato ofrecido a los clientes externos se genera una percepción favorable.</w:t>
       </w:r>
     </w:p>
     <w:p>
@@ -5780,7 +5857,6 @@
         <w:pStyle w:val="Ttulo3"/>
       </w:pPr>
       <w:r>
-        <w:lastRenderedPageBreak/>
         <w:t>Imagen corporativa</w:t>
       </w:r>
     </w:p>
@@ -6032,6 +6108,7 @@
           <w:bCs/>
           <w:lang w:val="es-419" w:eastAsia="es-CO"/>
         </w:rPr>
+        <w:lastRenderedPageBreak/>
         <w:t>Empatía</w:t>
       </w:r>
       <w:r>
@@ -6084,7 +6161,6 @@
         <w:pStyle w:val="Ttulo3"/>
       </w:pPr>
       <w:r>
-        <w:lastRenderedPageBreak/>
         <w:t>Imagen corporativa</w:t>
       </w:r>
     </w:p>
@@ -6384,6 +6460,7 @@
       </w:pPr>
       <w:bookmarkStart w:id="8" w:name="_Toc199999646"/>
       <w:r>
+        <w:lastRenderedPageBreak/>
         <w:t>Operación del servicio</w:t>
       </w:r>
       <w:bookmarkEnd w:id="8"/>
@@ -6398,14 +6475,7 @@
         <w:rPr>
           <w:lang w:val="es-419" w:eastAsia="es-CO"/>
         </w:rPr>
-        <w:t xml:space="preserve">En la operación del servicio al cliente se tienen en cuenta los diferentes procesos para dar respuesta a las diferentes necesidades de los usuarios, aunado a ello, se realiza </w:t>
-      </w:r>
-      <w:r>
-        <w:rPr>
-          <w:lang w:val="es-419" w:eastAsia="es-CO"/>
-        </w:rPr>
-        <w:lastRenderedPageBreak/>
-        <w:t>medición de cada uno de estos con el fin de diseñar e implementar acciones de mejora continua.</w:t>
+        <w:t>En la operación del servicio al cliente se tienen en cuenta los diferentes procesos para dar respuesta a las diferentes necesidades de los usuarios, aunado a ello, se realiza medición de cada uno de estos con el fin de diseñar e implementar acciones de mejora continua.</w:t>
       </w:r>
     </w:p>
     <w:p>
@@ -6515,6 +6585,7 @@
         <w:rPr>
           <w:lang w:eastAsia="es-CO"/>
         </w:rPr>
+        <w:lastRenderedPageBreak/>
         <w:t xml:space="preserve">Para ampliar los lineamientos aplicables, es importante revisar la norma vigente; para ello se recomienda explorar el siguiente </w:t>
       </w:r>
       <w:r>
@@ -6561,7 +6632,6 @@
         <w:rPr>
           <w:lang w:val="es-419" w:eastAsia="es-CO"/>
         </w:rPr>
-        <w:lastRenderedPageBreak/>
         <w:t>De igual forma, el Decreto 1377 de 2013, establece directrices para el tratamiento y protección de datos, la cual reglamenta parcialmente la Ley 1581 de 2012, que dice:</w:t>
       </w:r>
     </w:p>
@@ -6634,14 +6704,14 @@
         <w:rPr>
           <w:lang w:val="es-419" w:eastAsia="es-CO"/>
         </w:rPr>
-        <w:t xml:space="preserve">Que con el fin de facilitar la implementación y cumplimiento de la Ley 1581 de 2012 se deben reglamentar aspectos relacionados con la autorización del Titular de información para el Tratamiento de sus datos personales, las políticas de Tratamiento de los Responsables y Encargados, el ejercicio de los derechos de los Titulares de información, las transferencias de datos </w:t>
+        <w:t xml:space="preserve">Que con el fin de facilitar la implementación y cumplimiento de la Ley 1581 de 2012 se deben reglamentar aspectos relacionados con la autorización del Titular de información para el Tratamiento de sus datos personales, las </w:t>
       </w:r>
       <w:r>
         <w:rPr>
           <w:lang w:val="es-419" w:eastAsia="es-CO"/>
         </w:rPr>
         <w:lastRenderedPageBreak/>
-        <w:t>personales y la responsabilidad demostrada frente al Tratamiento de datos personales, este último tema referido a la rendición de cuentas.</w:t>
+        <w:t>políticas de Tratamiento de los Responsables y Encargados, el ejercicio de los derechos de los Titulares de información, las transferencias de datos personales y la responsabilidad demostrada frente al Tratamiento de datos personales, este último tema referido a la rendición de cuentas.</w:t>
       </w:r>
     </w:p>
     <w:p>
@@ -13618,6 +13688,7 @@
   <w:style w:type="character" w:default="1" w:styleId="Fuentedeprrafopredeter">
     <w:name w:val="Default Paragraph Font"/>
     <w:uiPriority w:val="1"/>
+    <w:semiHidden/>
     <w:unhideWhenUsed/>
   </w:style>
   <w:style w:type="table" w:default="1" w:styleId="Tablanormal">
@@ -14786,15 +14857,6 @@
 </file>
 
 <file path=customXml/item1.xml><?xml version="1.0" encoding="utf-8"?>
-<?mso-contentType ?>
-<FormTemplates xmlns="http://schemas.microsoft.com/sharepoint/v3/contenttype/forms">
-  <Display>DocumentLibraryForm</Display>
-  <Edit>DocumentLibraryForm</Edit>
-  <New>DocumentLibraryForm</New>
-</FormTemplates>
-</file>
-
-<file path=customXml/item2.xml><?xml version="1.0" encoding="utf-8"?>
 <ct:contentTypeSchema xmlns:ct="http://schemas.microsoft.com/office/2006/metadata/contentType" xmlns:ma="http://schemas.microsoft.com/office/2006/metadata/properties/metaAttributes" ct:_="" ma:_="" ma:contentTypeName="Documento" ma:contentTypeID="0x01010049282E1EDBE9234EA9E6D38F720E265F" ma:contentTypeVersion="15" ma:contentTypeDescription="Crear nuevo documento." ma:contentTypeScope="" ma:versionID="b31c7aa9eaf043a08b87120b3c4916e3">
   <xsd:schema xmlns:xsd="http://www.w3.org/2001/XMLSchema" xmlns:xs="http://www.w3.org/2001/XMLSchema" xmlns:p="http://schemas.microsoft.com/office/2006/metadata/properties" xmlns:ns2="cb45339b-ced9-4d0d-8f64-77573914d53b" xmlns:ns3="43a3ca16-9c26-4813-b83f-4aec9927b43f" targetNamespace="http://schemas.microsoft.com/office/2006/metadata/properties" ma:root="true" ma:fieldsID="3533d065b04d75c457075bc55f1f5315" ns2:_="" ns3:_="">
     <xsd:import namespace="cb45339b-ced9-4d0d-8f64-77573914d53b"/>
@@ -15029,11 +15091,16 @@
 </ct:contentTypeSchema>
 </file>
 
-<file path=customXml/item3.xml><?xml version="1.0" encoding="utf-8"?>
-<b:Sources xmlns:b="http://schemas.openxmlformats.org/officeDocument/2006/bibliography" xmlns="http://schemas.openxmlformats.org/officeDocument/2006/bibliography" SelectedStyle="\APASixthEditionOfficeOnline.xsl" StyleName="APA" Version="6"/>
+<file path=customXml/item2.xml><?xml version="1.0" encoding="utf-8"?>
+<?mso-contentType ?>
+<FormTemplates xmlns="http://schemas.microsoft.com/sharepoint/v3/contenttype/forms">
+  <Display>DocumentLibraryForm</Display>
+  <Edit>DocumentLibraryForm</Edit>
+  <New>DocumentLibraryForm</New>
+</FormTemplates>
 </file>
 
-<file path=customXml/item4.xml><?xml version="1.0" encoding="utf-8"?>
+<file path=customXml/item3.xml><?xml version="1.0" encoding="utf-8"?>
 <p:properties xmlns:p="http://schemas.microsoft.com/office/2006/metadata/properties" xmlns:xsi="http://www.w3.org/2001/XMLSchema-instance" xmlns:pc="http://schemas.microsoft.com/office/infopath/2007/PartnerControls">
   <documentManagement>
     <TaxCatchAll xmlns="cb45339b-ced9-4d0d-8f64-77573914d53b" xsi:nil="true"/>
@@ -15044,15 +15111,11 @@
 </p:properties>
 </file>
 
-<file path=customXml/itemProps1.xml><?xml version="1.0" encoding="utf-8"?>
-<ds:datastoreItem xmlns:ds="http://schemas.openxmlformats.org/officeDocument/2006/customXml" ds:itemID="{10663269-2064-4804-8290-36D4A57F5557}">
-  <ds:schemaRefs>
-    <ds:schemaRef ds:uri="http://schemas.microsoft.com/sharepoint/v3/contenttype/forms"/>
-  </ds:schemaRefs>
-</ds:datastoreItem>
+<file path=customXml/item4.xml><?xml version="1.0" encoding="utf-8"?>
+<b:Sources xmlns:b="http://schemas.openxmlformats.org/officeDocument/2006/bibliography" xmlns="http://schemas.openxmlformats.org/officeDocument/2006/bibliography" SelectedStyle="\APASixthEditionOfficeOnline.xsl" StyleName="APA" Version="6"/>
 </file>
 
-<file path=customXml/itemProps2.xml><?xml version="1.0" encoding="utf-8"?>
+<file path=customXml/itemProps1.xml><?xml version="1.0" encoding="utf-8"?>
 <ds:datastoreItem xmlns:ds="http://schemas.openxmlformats.org/officeDocument/2006/customXml" ds:itemID="{ABC43734-40DA-4258-8AC6-EC91AAFFC9CD}">
   <ds:schemaRefs>
     <ds:schemaRef ds:uri="http://schemas.microsoft.com/office/2006/metadata/contentType"/>
@@ -15071,15 +15134,15 @@
 </ds:datastoreItem>
 </file>
 
-<file path=customXml/itemProps3.xml><?xml version="1.0" encoding="utf-8"?>
-<ds:datastoreItem xmlns:ds="http://schemas.openxmlformats.org/officeDocument/2006/customXml" ds:itemID="{EAE431FD-7059-4C09-804B-C9D69EB7B213}">
+<file path=customXml/itemProps2.xml><?xml version="1.0" encoding="utf-8"?>
+<ds:datastoreItem xmlns:ds="http://schemas.openxmlformats.org/officeDocument/2006/customXml" ds:itemID="{10663269-2064-4804-8290-36D4A57F5557}">
   <ds:schemaRefs>
-    <ds:schemaRef ds:uri="http://schemas.openxmlformats.org/officeDocument/2006/bibliography"/>
+    <ds:schemaRef ds:uri="http://schemas.microsoft.com/sharepoint/v3/contenttype/forms"/>
   </ds:schemaRefs>
 </ds:datastoreItem>
 </file>
 
-<file path=customXml/itemProps4.xml><?xml version="1.0" encoding="utf-8"?>
+<file path=customXml/itemProps3.xml><?xml version="1.0" encoding="utf-8"?>
 <ds:datastoreItem xmlns:ds="http://schemas.openxmlformats.org/officeDocument/2006/customXml" ds:itemID="{1279454D-02BE-4A9C-A117-DCD1573E2608}">
   <ds:schemaRefs>
     <ds:schemaRef ds:uri="http://schemas.microsoft.com/office/2006/metadata/properties"/>
@@ -15088,4 +15151,12 @@
     <ds:schemaRef ds:uri="43a3ca16-9c26-4813-b83f-4aec9927b43f"/>
   </ds:schemaRefs>
 </ds:datastoreItem>
+</file>
+
+<file path=customXml/itemProps4.xml><?xml version="1.0" encoding="utf-8"?>
+<ds:datastoreItem xmlns:ds="http://schemas.openxmlformats.org/officeDocument/2006/customXml" ds:itemID="{EAE431FD-7059-4C09-804B-C9D69EB7B213}">
+  <ds:schemaRefs>
+    <ds:schemaRef ds:uri="http://schemas.openxmlformats.org/officeDocument/2006/bibliography"/>
+  </ds:schemaRefs>
+</ds:datastoreItem>
 </file>
--- a/fuentes/123101_CF12_DU.docx
+++ b/fuentes/123101_CF12_DU.docx
@@ -8549,31 +8549,20 @@
       <w:r>
         <w:t>Fórmate. (16 de agosto de 2017). 5 consejos y técnicas de comunicación con el cliente.</w:t>
       </w:r>
+    </w:p>
+    <w:p>
+      <w:r>
+        <w:t>Martínez, M. (2013). Manual básico de protocolo empresarial y social. Díaz de Santos.</w:t>
+      </w:r>
+    </w:p>
+    <w:p>
+      <w:r>
+        <w:t>Ministerio de Comercio, Industria y Turismo. (27 de junio de 2013). Decreto 1377 de 2013.</w:t>
+      </w:r>
       <w:r>
         <w:t xml:space="preserve"> </w:t>
       </w:r>
       <w:hyperlink r:id="rId31" w:history="1">
-        <w:r>
-          <w:rPr>
-            <w:rStyle w:val="Hipervnculo"/>
-          </w:rPr>
-          <w:t>https://www.formate.es/blog/consejos/5-consejos-y-tecnicas-de-comunicacion-con-el-cliente/</w:t>
-        </w:r>
-      </w:hyperlink>
-    </w:p>
-    <w:p>
-      <w:r>
-        <w:t>Martínez, M. (2013). Manual básico de protocolo empresarial y social. Díaz de Santos.</w:t>
-      </w:r>
-    </w:p>
-    <w:p>
-      <w:r>
-        <w:t>Ministerio de Comercio, Industria y Turismo. (27 de junio de 2013). Decreto 1377 de 2013.</w:t>
-      </w:r>
-      <w:r>
-        <w:t xml:space="preserve"> </w:t>
-      </w:r>
-      <w:hyperlink r:id="rId32" w:history="1">
         <w:r>
           <w:rPr>
             <w:rStyle w:val="Hipervnculo"/>
@@ -8584,12 +8573,13 @@
     </w:p>
     <w:p>
       <w:r>
+        <w:lastRenderedPageBreak/>
         <w:t>Organización Internacional de Normalización. (2015). Sistemas de gestión de la calidad (ISO 9001).</w:t>
       </w:r>
       <w:r>
         <w:t xml:space="preserve"> </w:t>
       </w:r>
-      <w:hyperlink r:id="rId33" w:anchor="iso:std:iso:9001:ed-5:v1:es" w:history="1">
+      <w:hyperlink r:id="rId32" w:anchor="iso:std:iso:9001:ed-5:v1:es" w:history="1">
         <w:r>
           <w:rPr>
             <w:rStyle w:val="Hipervnculo"/>
@@ -8616,7 +8606,7 @@
       <w:r>
         <w:t xml:space="preserve"> </w:t>
       </w:r>
-      <w:hyperlink r:id="rId34" w:history="1">
+      <w:hyperlink r:id="rId33" w:history="1">
         <w:r>
           <w:rPr>
             <w:rStyle w:val="Hipervnculo"/>
@@ -8632,7 +8622,7 @@
       <w:r>
         <w:t xml:space="preserve"> </w:t>
       </w:r>
-      <w:hyperlink r:id="rId35" w:history="1">
+      <w:hyperlink r:id="rId34" w:history="1">
         <w:r>
           <w:rPr>
             <w:rStyle w:val="Hipervnculo"/>
@@ -8648,7 +8638,7 @@
       <w:r>
         <w:t xml:space="preserve"> </w:t>
       </w:r>
-      <w:hyperlink r:id="rId36" w:anchor=":%7E:text=%2D%20Clasificaci%C3%B3n%20Espec%C3%ADfica%3A&amp;text=Clasificaci%C3%B3n%20de%20los%20Clientes%20Actuales,satisfacci%C3%B3n%20y%20grado%20de%20influencia." w:history="1">
+      <w:hyperlink r:id="rId35" w:anchor=":%7E:text=%2D%20Clasificaci%C3%B3n%20Espec%C3%ADfica%3A&amp;text=Clasificaci%C3%B3n%20de%20los%20Clientes%20Actuales,satisfacci%C3%B3n%20y%20grado%20de%20influencia." w:history="1">
         <w:r>
           <w:rPr>
             <w:rStyle w:val="Hipervnculo"/>
@@ -8683,7 +8673,7 @@
         </w:rPr>
         <w:t xml:space="preserve">Way to Success. </w:t>
       </w:r>
-      <w:hyperlink r:id="rId37" w:history="1">
+      <w:hyperlink r:id="rId36" w:history="1">
         <w:r>
           <w:rPr>
             <w:rStyle w:val="Hipervnculo"/>
@@ -9949,8 +9939,8 @@
       </w:pPr>
     </w:p>
     <w:sectPr>
-      <w:headerReference w:type="default" r:id="rId38"/>
-      <w:footerReference w:type="default" r:id="rId39"/>
+      <w:headerReference w:type="default" r:id="rId37"/>
+      <w:footerReference w:type="default" r:id="rId38"/>
       <w:pgSz w:w="12240" w:h="15840"/>
       <w:pgMar w:top="1701" w:right="1134" w:bottom="1134" w:left="1134" w:header="709" w:footer="737" w:gutter="0"/>
       <w:pgNumType w:start="1"/>
@@ -14857,6 +14847,15 @@
 </file>
 
 <file path=customXml/item1.xml><?xml version="1.0" encoding="utf-8"?>
+<?mso-contentType ?>
+<FormTemplates xmlns="http://schemas.microsoft.com/sharepoint/v3/contenttype/forms">
+  <Display>DocumentLibraryForm</Display>
+  <Edit>DocumentLibraryForm</Edit>
+  <New>DocumentLibraryForm</New>
+</FormTemplates>
+</file>
+
+<file path=customXml/item2.xml><?xml version="1.0" encoding="utf-8"?>
 <ct:contentTypeSchema xmlns:ct="http://schemas.microsoft.com/office/2006/metadata/contentType" xmlns:ma="http://schemas.microsoft.com/office/2006/metadata/properties/metaAttributes" ct:_="" ma:_="" ma:contentTypeName="Documento" ma:contentTypeID="0x01010049282E1EDBE9234EA9E6D38F720E265F" ma:contentTypeVersion="15" ma:contentTypeDescription="Crear nuevo documento." ma:contentTypeScope="" ma:versionID="b31c7aa9eaf043a08b87120b3c4916e3">
   <xsd:schema xmlns:xsd="http://www.w3.org/2001/XMLSchema" xmlns:xs="http://www.w3.org/2001/XMLSchema" xmlns:p="http://schemas.microsoft.com/office/2006/metadata/properties" xmlns:ns2="cb45339b-ced9-4d0d-8f64-77573914d53b" xmlns:ns3="43a3ca16-9c26-4813-b83f-4aec9927b43f" targetNamespace="http://schemas.microsoft.com/office/2006/metadata/properties" ma:root="true" ma:fieldsID="3533d065b04d75c457075bc55f1f5315" ns2:_="" ns3:_="">
     <xsd:import namespace="cb45339b-ced9-4d0d-8f64-77573914d53b"/>
@@ -15091,16 +15090,11 @@
 </ct:contentTypeSchema>
 </file>
 
-<file path=customXml/item2.xml><?xml version="1.0" encoding="utf-8"?>
-<?mso-contentType ?>
-<FormTemplates xmlns="http://schemas.microsoft.com/sharepoint/v3/contenttype/forms">
-  <Display>DocumentLibraryForm</Display>
-  <Edit>DocumentLibraryForm</Edit>
-  <New>DocumentLibraryForm</New>
-</FormTemplates>
+<file path=customXml/item3.xml><?xml version="1.0" encoding="utf-8"?>
+<b:Sources xmlns:b="http://schemas.openxmlformats.org/officeDocument/2006/bibliography" xmlns="http://schemas.openxmlformats.org/officeDocument/2006/bibliography" SelectedStyle="\APASixthEditionOfficeOnline.xsl" StyleName="APA" Version="6"/>
 </file>
 
-<file path=customXml/item3.xml><?xml version="1.0" encoding="utf-8"?>
+<file path=customXml/item4.xml><?xml version="1.0" encoding="utf-8"?>
 <p:properties xmlns:p="http://schemas.microsoft.com/office/2006/metadata/properties" xmlns:xsi="http://www.w3.org/2001/XMLSchema-instance" xmlns:pc="http://schemas.microsoft.com/office/infopath/2007/PartnerControls">
   <documentManagement>
     <TaxCatchAll xmlns="cb45339b-ced9-4d0d-8f64-77573914d53b" xsi:nil="true"/>
@@ -15111,11 +15105,15 @@
 </p:properties>
 </file>
 
-<file path=customXml/item4.xml><?xml version="1.0" encoding="utf-8"?>
-<b:Sources xmlns:b="http://schemas.openxmlformats.org/officeDocument/2006/bibliography" xmlns="http://schemas.openxmlformats.org/officeDocument/2006/bibliography" SelectedStyle="\APASixthEditionOfficeOnline.xsl" StyleName="APA" Version="6"/>
+<file path=customXml/itemProps1.xml><?xml version="1.0" encoding="utf-8"?>
+<ds:datastoreItem xmlns:ds="http://schemas.openxmlformats.org/officeDocument/2006/customXml" ds:itemID="{10663269-2064-4804-8290-36D4A57F5557}">
+  <ds:schemaRefs>
+    <ds:schemaRef ds:uri="http://schemas.microsoft.com/sharepoint/v3/contenttype/forms"/>
+  </ds:schemaRefs>
+</ds:datastoreItem>
 </file>
 
-<file path=customXml/itemProps1.xml><?xml version="1.0" encoding="utf-8"?>
+<file path=customXml/itemProps2.xml><?xml version="1.0" encoding="utf-8"?>
 <ds:datastoreItem xmlns:ds="http://schemas.openxmlformats.org/officeDocument/2006/customXml" ds:itemID="{ABC43734-40DA-4258-8AC6-EC91AAFFC9CD}">
   <ds:schemaRefs>
     <ds:schemaRef ds:uri="http://schemas.microsoft.com/office/2006/metadata/contentType"/>
@@ -15134,15 +15132,15 @@
 </ds:datastoreItem>
 </file>
 
-<file path=customXml/itemProps2.xml><?xml version="1.0" encoding="utf-8"?>
-<ds:datastoreItem xmlns:ds="http://schemas.openxmlformats.org/officeDocument/2006/customXml" ds:itemID="{10663269-2064-4804-8290-36D4A57F5557}">
+<file path=customXml/itemProps3.xml><?xml version="1.0" encoding="utf-8"?>
+<ds:datastoreItem xmlns:ds="http://schemas.openxmlformats.org/officeDocument/2006/customXml" ds:itemID="{EAE431FD-7059-4C09-804B-C9D69EB7B213}">
   <ds:schemaRefs>
-    <ds:schemaRef ds:uri="http://schemas.microsoft.com/sharepoint/v3/contenttype/forms"/>
+    <ds:schemaRef ds:uri="http://schemas.openxmlformats.org/officeDocument/2006/bibliography"/>
   </ds:schemaRefs>
 </ds:datastoreItem>
 </file>
 
-<file path=customXml/itemProps3.xml><?xml version="1.0" encoding="utf-8"?>
+<file path=customXml/itemProps4.xml><?xml version="1.0" encoding="utf-8"?>
 <ds:datastoreItem xmlns:ds="http://schemas.openxmlformats.org/officeDocument/2006/customXml" ds:itemID="{1279454D-02BE-4A9C-A117-DCD1573E2608}">
   <ds:schemaRefs>
     <ds:schemaRef ds:uri="http://schemas.microsoft.com/office/2006/metadata/properties"/>
@@ -15151,12 +15149,4 @@
     <ds:schemaRef ds:uri="43a3ca16-9c26-4813-b83f-4aec9927b43f"/>
   </ds:schemaRefs>
 </ds:datastoreItem>
-</file>
-
-<file path=customXml/itemProps4.xml><?xml version="1.0" encoding="utf-8"?>
-<ds:datastoreItem xmlns:ds="http://schemas.openxmlformats.org/officeDocument/2006/customXml" ds:itemID="{EAE431FD-7059-4C09-804B-C9D69EB7B213}">
-  <ds:schemaRefs>
-    <ds:schemaRef ds:uri="http://schemas.openxmlformats.org/officeDocument/2006/bibliography"/>
-  </ds:schemaRefs>
-</ds:datastoreItem>
 </file>